--- a/docs/word/03-architecture/01-arhitektura.docx
+++ b/docs/word/03-architecture/01-arhitektura.docx
@@ -63,7 +63,7 @@
           </w:tcPr>
           <w:p>
             <w:r>
-              <w:t>0.1</w:t>
+              <w:t>0.6</w:t>
             </w:r>
           </w:p>
         </w:tc>
@@ -115,7 +115,7 @@
           </w:tcPr>
           <w:p>
             <w:r>
-              <w:t>27.10.2026</w:t>
+              <w:t>30.10.2026</w:t>
             </w:r>
           </w:p>
         </w:tc>
@@ -365,7 +365,7 @@
               <w:rPr>
                 <w:sz w:val="18"/>
               </w:rPr>
-              <w:t>0.1</w:t>
+              <w:t>0.2</w:t>
             </w:r>
           </w:p>
         </w:tc>
@@ -409,7 +409,7 @@
               <w:rPr>
                 <w:sz w:val="18"/>
               </w:rPr>
-              <w:t>Черновик</w:t>
+              <w:t>Рабочий</w:t>
             </w:r>
           </w:p>
         </w:tc>
@@ -453,7 +453,7 @@
               <w:rPr>
                 <w:sz w:val="18"/>
               </w:rPr>
-              <w:t>27.10.2026</w:t>
+              <w:t>30.10.2026</w:t>
             </w:r>
           </w:p>
         </w:tc>
@@ -470,36 +470,103 @@
     </w:p>
     <w:p>
       <w:r>
-        <w:t xml:space="preserve">Для первой промышленной версии принимается </w:t>
+        <w:t xml:space="preserve">Принимается </w:t>
       </w:r>
       <w:r>
         <w:rPr>
           <w:b/>
         </w:rPr>
-        <w:t>модульный монолит</w:t>
+        <w:t>микросервисная платформа в едином монорепозитории</w:t>
       </w:r>
       <w:r>
-        <w:t xml:space="preserve"> на FastAPI с</w:t>
+        <w:t>. Каждый</w:t>
       </w:r>
     </w:p>
     <w:p>
       <w:r>
-        <w:t>чётким разделением доменов, асинхронными фоновыми задачами и отдельными</w:t>
+        <w:t>функциональный домен оформляется как самостоятельный сервис с собственным</w:t>
       </w:r>
     </w:p>
     <w:p>
       <w:r>
-        <w:t>сервисами для медиа, messaging и AI. Это снижает сложность разработки и</w:t>
+        <w:t>манифестом, API, правами и миграциями. На пилоте и в разработке сервисы</w:t>
       </w:r>
     </w:p>
     <w:p>
       <w:r>
-        <w:t>эксплуатации по сравнению с преждевременными микросервисами, но сохраняет</w:t>
+        <w:t>монтируются в общий FastAPI-шлюз; в промышленной эксплуатации любой сервис</w:t>
       </w:r>
     </w:p>
     <w:p>
       <w:r>
-        <w:t>возможность горизонтального масштабирования и постепенного выделения сервисов.</w:t>
+        <w:t>запускается отдельным процессом/контейнером без переписывания бизнес-логики.</w:t>
+      </w:r>
+    </w:p>
+    <w:p>
+      <w:r>
+        <w:t>Ключевые принципы:</w:t>
+      </w:r>
+    </w:p>
+    <w:p>
+      <w:pPr>
+        <w:pStyle w:val="ListBullet"/>
+      </w:pPr>
+      <w:r>
+        <w:t>API-first и версионированные контракты;</w:t>
+      </w:r>
+    </w:p>
+    <w:p>
+      <w:pPr>
+        <w:pStyle w:val="ListBullet"/>
+      </w:pPr>
+      <w:r>
+        <w:t xml:space="preserve">права назначаются </w:t>
+      </w:r>
+      <w:r>
+        <w:rPr>
+          <w:b/>
+        </w:rPr>
+        <w:t>группам пользователей</w:t>
+      </w:r>
+      <w:r>
+        <w:t>, а не отдельным пользователям;</w:t>
+      </w:r>
+    </w:p>
+    <w:p>
+      <w:pPr>
+        <w:pStyle w:val="ListBullet"/>
+      </w:pPr>
+      <w:r>
+        <w:t>иерархия групп и наследование: класс → школа → город → область → страна;</w:t>
+      </w:r>
+    </w:p>
+    <w:p>
+      <w:pPr>
+        <w:pStyle w:val="ListBullet"/>
+      </w:pPr>
+      <w:r>
+        <w:t>включение/отключение сервиса на любой области иерархии;</w:t>
+      </w:r>
+    </w:p>
+    <w:p>
+      <w:pPr>
+        <w:pStyle w:val="ListBullet"/>
+      </w:pPr>
+      <w:r>
+        <w:t>клиент показывает только то, что включено и разрешено пользователю;</w:t>
+      </w:r>
+    </w:p>
+    <w:p>
+      <w:pPr>
+        <w:pStyle w:val="ListBullet"/>
+      </w:pPr>
+      <w:r>
+        <w:t>асинхронные фоновые задачи и независимое масштабирование сервисов.</w:t>
+      </w:r>
+    </w:p>
+    <w:p>
+      <w:r>
+        <w:t>Детали — в ШК-03-04 (микросервисы) и ШК-03-05 (группы и права).</w:t>
       </w:r>
     </w:p>
     <w:p>
@@ -603,7 +670,7 @@
         <w:pStyle w:val="Heading3"/>
       </w:pPr>
       <w:r>
-        <w:t>2.3. Прикладные домены</w:t>
+        <w:t>2.3. Прикладные домены (микросервисы)</w:t>
       </w:r>
     </w:p>
     <w:p>
@@ -617,7 +684,7 @@
         <w:t>IAM</w:t>
       </w:r>
       <w:r>
-        <w:t xml:space="preserve"> — пользователи, роли, права, сессии, согласия.</w:t>
+        <w:t xml:space="preserve"> — пользователи, группы, иерархические права, сессии, согласия.</w:t>
       </w:r>
     </w:p>
     <w:p>
@@ -674,6 +741,20 @@
       </w:r>
       <w:r>
         <w:t xml:space="preserve"> — оценки, посещаемость, отчёты.</w:t>
+      </w:r>
+    </w:p>
+    <w:p>
+      <w:pPr>
+        <w:pStyle w:val="ListNumber"/>
+      </w:pPr>
+      <w:r>
+        <w:rPr>
+          <w:b/>
+        </w:rPr>
+        <w:t>Library</w:t>
+      </w:r>
+      <w:r>
+        <w:t xml:space="preserve"> — библиотека, доступ классов, рекомендации.</w:t>
       </w:r>
     </w:p>
     <w:p>
@@ -775,11 +856,181 @@
       </w:r>
     </w:p>
     <w:p>
+      <w:r>
+        <w:t xml:space="preserve">Каждый домен публикует манифест в </w:t>
+      </w:r>
+      <w:r>
+        <w:rPr>
+          <w:rFonts w:ascii="Consolas" w:hAnsi="Consolas"/>
+          <w:sz w:val="18"/>
+        </w:rPr>
+        <w:t>system.services</w:t>
+      </w:r>
+      <w:r>
+        <w:t>, права в</w:t>
+      </w:r>
+    </w:p>
+    <w:p>
+      <w:r>
+        <w:rPr>
+          <w:rFonts w:ascii="Consolas" w:hAnsi="Consolas"/>
+          <w:sz w:val="18"/>
+        </w:rPr>
+        <w:t>iam.permissions</w:t>
+      </w:r>
+      <w:r>
+        <w:t xml:space="preserve"> и может быть включён или отключён для любой области</w:t>
+      </w:r>
+    </w:p>
+    <w:p>
+      <w:r>
+        <w:t xml:space="preserve">иерархии через </w:t>
+      </w:r>
+      <w:r>
+        <w:rPr>
+          <w:rFonts w:ascii="Consolas" w:hAnsi="Consolas"/>
+          <w:sz w:val="18"/>
+        </w:rPr>
+        <w:t>system.service_activations</w:t>
+      </w:r>
+      <w:r>
+        <w:t>.</w:t>
+      </w:r>
+    </w:p>
+    <w:p>
       <w:pPr>
         <w:pStyle w:val="Heading3"/>
       </w:pPr>
       <w:r>
-        <w:t>2.4. Данные</w:t>
+        <w:t>2.4. Группы и доступ</w:t>
+      </w:r>
+    </w:p>
+    <w:p>
+      <w:pPr>
+        <w:pStyle w:val="ListBullet"/>
+      </w:pPr>
+      <w:r>
+        <w:t>Пользователь входит в одну или несколько групп.</w:t>
+      </w:r>
+    </w:p>
+    <w:p>
+      <w:pPr>
+        <w:pStyle w:val="ListBullet"/>
+      </w:pPr>
+      <w:r>
+        <w:t>Группа принадлежит области (страна/область/город/школа/класс) и категории</w:t>
+      </w:r>
+    </w:p>
+    <w:p>
+      <w:r>
+        <w:t>(ученики, учителя, администрация, методисты, психологи, секретариат,</w:t>
+      </w:r>
+    </w:p>
+    <w:p>
+      <w:r>
+        <w:t>родители).</w:t>
+      </w:r>
+    </w:p>
+    <w:p>
+      <w:pPr>
+        <w:pStyle w:val="ListBullet"/>
+      </w:pPr>
+      <w:r>
+        <w:t xml:space="preserve">Права выдаются группе с эффектом </w:t>
+      </w:r>
+      <w:r>
+        <w:rPr>
+          <w:rFonts w:ascii="Consolas" w:hAnsi="Consolas"/>
+          <w:sz w:val="18"/>
+        </w:rPr>
+        <w:t>allow</w:t>
+      </w:r>
+      <w:r>
+        <w:t>/</w:t>
+      </w:r>
+      <w:r>
+        <w:rPr>
+          <w:rFonts w:ascii="Consolas" w:hAnsi="Consolas"/>
+          <w:sz w:val="18"/>
+        </w:rPr>
+        <w:t>deny</w:t>
+      </w:r>
+      <w:r>
+        <w:t xml:space="preserve"> и сроком действия.</w:t>
+      </w:r>
+    </w:p>
+    <w:p>
+      <w:pPr>
+        <w:pStyle w:val="ListBullet"/>
+      </w:pPr>
+      <w:r>
+        <w:t>Наследование: явный родитель группы + организационные предки той же</w:t>
+      </w:r>
+    </w:p>
+    <w:p>
+      <w:r>
+        <w:t>категории.</w:t>
+      </w:r>
+    </w:p>
+    <w:p>
+      <w:pPr>
+        <w:pStyle w:val="ListBullet"/>
+      </w:pPr>
+      <w:r>
+        <w:t>Конфликты: побеждает более конкретная область; при равной глубине —</w:t>
+      </w:r>
+    </w:p>
+    <w:p>
+      <w:r>
+        <w:rPr>
+          <w:rFonts w:ascii="Consolas" w:hAnsi="Consolas"/>
+          <w:sz w:val="18"/>
+        </w:rPr>
+        <w:t>deny</w:t>
+      </w:r>
+      <w:r>
+        <w:t>.</w:t>
+      </w:r>
+    </w:p>
+    <w:p>
+      <w:pPr>
+        <w:pStyle w:val="ListBullet"/>
+      </w:pPr>
+      <w:r>
+        <w:t xml:space="preserve">Клиент получает действующие права через </w:t>
+      </w:r>
+      <w:r>
+        <w:rPr>
+          <w:rFonts w:ascii="Consolas" w:hAnsi="Consolas"/>
+          <w:sz w:val="18"/>
+        </w:rPr>
+        <w:t>/api/v1/me/permissions</w:t>
+      </w:r>
+      <w:r>
+        <w:t xml:space="preserve"> и</w:t>
+      </w:r>
+    </w:p>
+    <w:p>
+      <w:r>
+        <w:t xml:space="preserve">доступные сервисы через </w:t>
+      </w:r>
+      <w:r>
+        <w:rPr>
+          <w:rFonts w:ascii="Consolas" w:hAnsi="Consolas"/>
+          <w:sz w:val="18"/>
+        </w:rPr>
+        <w:t>/api/v1/me/services</w:t>
+      </w:r>
+      <w:r>
+        <w:t>.</w:t>
+      </w:r>
+    </w:p>
+    <w:p>
+      <w:pPr>
+        <w:pStyle w:val="Heading3"/>
+      </w:pPr>
+      <w:r>
+        <w:t>2.5. Данные</w:t>
       </w:r>
     </w:p>
     <w:p>
@@ -827,7 +1078,7 @@
         <w:pStyle w:val="Heading3"/>
       </w:pPr>
       <w:r>
-        <w:t>2.5. Фоновые задачи</w:t>
+        <w:t>2.6. Фоновые задачи</w:t>
       </w:r>
     </w:p>
     <w:p>
@@ -1917,7 +2168,7 @@
       <w:jc w:val="center"/>
     </w:pPr>
     <w:r>
-      <w:t xml:space="preserve">ЕООП «Школьник» · 0.1 · </w:t>
+      <w:t xml:space="preserve">ЕООП «Школьник» · 0.6 · </w:t>
     </w:r>
     <w:r>
       <w:fldChar w:fldCharType="begin"/>

--- a/docs/word/03-architecture/01-arhitektura.docx
+++ b/docs/word/03-architecture/01-arhitektura.docx
@@ -63,7 +63,7 @@
           </w:tcPr>
           <w:p>
             <w:r>
-              <w:t>0.6</w:t>
+              <w:t>0.7</w:t>
             </w:r>
           </w:p>
         </w:tc>
@@ -2168,7 +2168,7 @@
       <w:jc w:val="center"/>
     </w:pPr>
     <w:r>
-      <w:t xml:space="preserve">ЕООП «Школьник» · 0.6 · </w:t>
+      <w:t xml:space="preserve">ЕООП «Школьник» · 0.7 · </w:t>
     </w:r>
     <w:r>
       <w:fldChar w:fldCharType="begin"/>

--- a/docs/word/03-architecture/01-arhitektura.docx
+++ b/docs/word/03-architecture/01-arhitektura.docx
@@ -63,7 +63,7 @@
           </w:tcPr>
           <w:p>
             <w:r>
-              <w:t>0.7</w:t>
+              <w:t>0.7.1</w:t>
             </w:r>
           </w:p>
         </w:tc>
@@ -2168,7 +2168,7 @@
       <w:jc w:val="center"/>
     </w:pPr>
     <w:r>
-      <w:t xml:space="preserve">ЕООП «Школьник» · 0.7 · </w:t>
+      <w:t xml:space="preserve">ЕООП «Школьник» · 0.7.1 · </w:t>
     </w:r>
     <w:r>
       <w:fldChar w:fldCharType="begin"/>

--- a/docs/word/03-architecture/01-arhitektura.docx
+++ b/docs/word/03-architecture/01-arhitektura.docx
@@ -63,7 +63,7 @@
           </w:tcPr>
           <w:p>
             <w:r>
-              <w:t>0.7.1</w:t>
+              <w:t>0.7.2</w:t>
             </w:r>
           </w:p>
         </w:tc>
@@ -2168,7 +2168,7 @@
       <w:jc w:val="center"/>
     </w:pPr>
     <w:r>
-      <w:t xml:space="preserve">ЕООП «Школьник» · 0.7.1 · </w:t>
+      <w:t xml:space="preserve">ЕООП «Школьник» · 0.7.2 · </w:t>
     </w:r>
     <w:r>
       <w:fldChar w:fldCharType="begin"/>

--- a/docs/word/03-architecture/01-arhitektura.docx
+++ b/docs/word/03-architecture/01-arhitektura.docx
@@ -63,7 +63,7 @@
           </w:tcPr>
           <w:p>
             <w:r>
-              <w:t>0.7.2</w:t>
+              <w:t>0.7.3</w:t>
             </w:r>
           </w:p>
         </w:tc>
@@ -2168,7 +2168,7 @@
       <w:jc w:val="center"/>
     </w:pPr>
     <w:r>
-      <w:t xml:space="preserve">ЕООП «Школьник» · 0.7.2 · </w:t>
+      <w:t xml:space="preserve">ЕООП «Школьник» · 0.7.3 · </w:t>
     </w:r>
     <w:r>
       <w:fldChar w:fldCharType="begin"/>
